--- a/RP1_UNIC_352704/livrabile/Anexa 13_Lista experti_RP 1_UNIC_352704.docx
+++ b/RP1_UNIC_352704/livrabile/Anexa 13_Lista experti_RP 1_UNIC_352704.docx
@@ -1361,7 +1361,7 @@
                 <w:rFonts w:ascii="Trebuchet MS" w:hAnsi="Trebuchet MS" w:eastAsia="Trebuchet MS"/>
                 <w:sz w:val="24"/>
               </w:rPr>
-              <w:t>Experți management de proiect</w:t>
+              <w:t>Expert management de proiect &gt;10 ani</w:t>
             </w:r>
           </w:p>
         </w:tc>
@@ -1397,7 +1397,7 @@
                 <w:rFonts w:ascii="Trebuchet MS" w:hAnsi="Trebuchet MS" w:eastAsia="Trebuchet MS"/>
                 <w:sz w:val="24"/>
               </w:rPr>
-              <w:t>Manager proiect</w:t>
+              <w:t>Manager de proiect</w:t>
             </w:r>
           </w:p>
         </w:tc>
@@ -1468,7 +1468,7 @@
                 <w:rFonts w:ascii="Trebuchet MS" w:hAnsi="Trebuchet MS" w:eastAsia="Trebuchet MS"/>
                 <w:sz w:val="24"/>
               </w:rPr>
-              <w:t>L</w:t>
+              <w:t>Lider – Asociația Grupul de Acțiune Locală Napoca Porolissum</w:t>
             </w:r>
           </w:p>
         </w:tc>
@@ -1502,9 +1502,9 @@
             <w:r>
               <w:rPr>
                 <w:rFonts w:ascii="Trebuchet MS" w:hAnsi="Trebuchet MS" w:eastAsia="Trebuchet MS"/>
-                <w:sz w:val="20"/>
-              </w:rPr>
-              <w:t>A1 – SA1.1 Management de proiect, monitorizare și raportare</w:t>
+                <w:sz w:val="24"/>
+              </w:rPr>
+              <w:t>S.A.1.1</w:t>
             </w:r>
           </w:p>
         </w:tc>
@@ -1540,7 +1540,7 @@
                 <w:rFonts w:ascii="Trebuchet MS" w:hAnsi="Trebuchet MS" w:eastAsia="Trebuchet MS"/>
                 <w:sz w:val="24"/>
               </w:rPr>
-              <w:t>iulie 2026</w:t>
+              <w:t>Iulie 2026</w:t>
             </w:r>
           </w:p>
         </w:tc>
@@ -1638,7 +1638,7 @@
                 <w:rFonts w:ascii="Trebuchet MS" w:hAnsi="Trebuchet MS" w:eastAsia="Trebuchet MS"/>
                 <w:sz w:val="24"/>
               </w:rPr>
-              <w:t>Experți management de proiect</w:t>
+              <w:t>Expert management de proiect &gt;10 ani</w:t>
             </w:r>
           </w:p>
         </w:tc>
@@ -1674,7 +1674,7 @@
                 <w:rFonts w:ascii="Trebuchet MS" w:hAnsi="Trebuchet MS" w:eastAsia="Trebuchet MS"/>
                 <w:sz w:val="24"/>
               </w:rPr>
-              <w:t>Manager proiect</w:t>
+              <w:t>Manager de proiect</w:t>
             </w:r>
           </w:p>
         </w:tc>
@@ -1745,7 +1745,7 @@
                 <w:rFonts w:ascii="Trebuchet MS" w:hAnsi="Trebuchet MS" w:eastAsia="Trebuchet MS"/>
                 <w:sz w:val="24"/>
               </w:rPr>
-              <w:t>L</w:t>
+              <w:t>Lider – Asociația Grupul de Acțiune Locală Napoca Porolissum</w:t>
             </w:r>
           </w:p>
         </w:tc>
@@ -1779,9 +1779,9 @@
             <w:r>
               <w:rPr>
                 <w:rFonts w:ascii="Trebuchet MS" w:hAnsi="Trebuchet MS" w:eastAsia="Trebuchet MS"/>
-                <w:sz w:val="20"/>
-              </w:rPr>
-              <w:t>A1 – SA1.1 Management de proiect, monitorizare și raportare</w:t>
+                <w:sz w:val="24"/>
+              </w:rPr>
+              <w:t>S.A.1.1</w:t>
             </w:r>
           </w:p>
         </w:tc>
@@ -1817,7 +1817,7 @@
                 <w:rFonts w:ascii="Trebuchet MS" w:hAnsi="Trebuchet MS" w:eastAsia="Trebuchet MS"/>
                 <w:sz w:val="24"/>
               </w:rPr>
-              <w:t>august 2026</w:t>
+              <w:t>August 2026</w:t>
             </w:r>
           </w:p>
         </w:tc>
@@ -1915,7 +1915,7 @@
                 <w:rFonts w:ascii="Trebuchet MS" w:hAnsi="Trebuchet MS" w:eastAsia="Trebuchet MS"/>
                 <w:sz w:val="24"/>
               </w:rPr>
-              <w:t>Experți management de proiect</w:t>
+              <w:t>Expert management de proiect &gt;10 ani</w:t>
             </w:r>
           </w:p>
         </w:tc>
@@ -1951,7 +1951,7 @@
                 <w:rFonts w:ascii="Trebuchet MS" w:hAnsi="Trebuchet MS" w:eastAsia="Trebuchet MS"/>
                 <w:sz w:val="24"/>
               </w:rPr>
-              <w:t>Manager proiect</w:t>
+              <w:t>Manager de proiect</w:t>
             </w:r>
           </w:p>
         </w:tc>
@@ -2022,7 +2022,7 @@
                 <w:rFonts w:ascii="Trebuchet MS" w:hAnsi="Trebuchet MS" w:eastAsia="Trebuchet MS"/>
                 <w:sz w:val="24"/>
               </w:rPr>
-              <w:t>L</w:t>
+              <w:t>Lider – Asociația Grupul de Acțiune Locală Napoca Porolissum</w:t>
             </w:r>
           </w:p>
         </w:tc>
@@ -2056,9 +2056,9 @@
             <w:r>
               <w:rPr>
                 <w:rFonts w:ascii="Trebuchet MS" w:hAnsi="Trebuchet MS" w:eastAsia="Trebuchet MS"/>
-                <w:sz w:val="20"/>
-              </w:rPr>
-              <w:t>A1 – SA1.1 Management de proiect, monitorizare și raportare</w:t>
+                <w:sz w:val="24"/>
+              </w:rPr>
+              <w:t>S.A.1.1</w:t>
             </w:r>
           </w:p>
         </w:tc>
@@ -2094,7 +2094,7 @@
                 <w:rFonts w:ascii="Trebuchet MS" w:hAnsi="Trebuchet MS" w:eastAsia="Trebuchet MS"/>
                 <w:sz w:val="24"/>
               </w:rPr>
-              <w:t>septembrie 2026</w:t>
+              <w:t>Septembrie 2026</w:t>
             </w:r>
           </w:p>
         </w:tc>
@@ -2192,7 +2192,7 @@
                 <w:rFonts w:ascii="Trebuchet MS" w:hAnsi="Trebuchet MS" w:eastAsia="Trebuchet MS"/>
                 <w:sz w:val="24"/>
               </w:rPr>
-              <w:t>Experți management de proiect</w:t>
+              <w:t>Expert management de proiect 5–10 ani</w:t>
             </w:r>
           </w:p>
         </w:tc>
@@ -2228,7 +2228,7 @@
                 <w:rFonts w:ascii="Trebuchet MS" w:hAnsi="Trebuchet MS" w:eastAsia="Trebuchet MS"/>
                 <w:sz w:val="24"/>
               </w:rPr>
-              <w:t>Asistent manager</w:t>
+              <w:t>Asistent Manager</w:t>
             </w:r>
           </w:p>
         </w:tc>
@@ -2299,7 +2299,7 @@
                 <w:rFonts w:ascii="Trebuchet MS" w:hAnsi="Trebuchet MS" w:eastAsia="Trebuchet MS"/>
                 <w:sz w:val="24"/>
               </w:rPr>
-              <w:t>L</w:t>
+              <w:t>Lider – Asociația Grupul de Acțiune Locală Napoca Porolissum</w:t>
             </w:r>
           </w:p>
         </w:tc>
@@ -2333,9 +2333,9 @@
             <w:r>
               <w:rPr>
                 <w:rFonts w:ascii="Trebuchet MS" w:hAnsi="Trebuchet MS" w:eastAsia="Trebuchet MS"/>
-                <w:sz w:val="20"/>
-              </w:rPr>
-              <w:t>A1 – SA1.1 Management de proiect, monitorizare și raportare; A3 – SA3.1 Derularea activităților de informare și publicitate</w:t>
+                <w:sz w:val="24"/>
+              </w:rPr>
+              <w:t>S.A.1.1; S.A.3.1</w:t>
             </w:r>
           </w:p>
         </w:tc>
@@ -2371,7 +2371,7 @@
                 <w:rFonts w:ascii="Trebuchet MS" w:hAnsi="Trebuchet MS" w:eastAsia="Trebuchet MS"/>
                 <w:sz w:val="24"/>
               </w:rPr>
-              <w:t>iulie 2026</w:t>
+              <w:t>Iulie 2026</w:t>
             </w:r>
           </w:p>
         </w:tc>
@@ -2469,7 +2469,7 @@
                 <w:rFonts w:ascii="Trebuchet MS" w:hAnsi="Trebuchet MS" w:eastAsia="Trebuchet MS"/>
                 <w:sz w:val="24"/>
               </w:rPr>
-              <w:t>Experți management de proiect</w:t>
+              <w:t>Expert management de proiect 5–10 ani</w:t>
             </w:r>
           </w:p>
         </w:tc>
@@ -2505,7 +2505,7 @@
                 <w:rFonts w:ascii="Trebuchet MS" w:hAnsi="Trebuchet MS" w:eastAsia="Trebuchet MS"/>
                 <w:sz w:val="24"/>
               </w:rPr>
-              <w:t>Asistent manager</w:t>
+              <w:t>Asistent Manager</w:t>
             </w:r>
           </w:p>
         </w:tc>
@@ -2576,7 +2576,7 @@
                 <w:rFonts w:ascii="Trebuchet MS" w:hAnsi="Trebuchet MS" w:eastAsia="Trebuchet MS"/>
                 <w:sz w:val="24"/>
               </w:rPr>
-              <w:t>L</w:t>
+              <w:t>Lider – Asociația Grupul de Acțiune Locală Napoca Porolissum</w:t>
             </w:r>
           </w:p>
         </w:tc>
@@ -2610,9 +2610,9 @@
             <w:r>
               <w:rPr>
                 <w:rFonts w:ascii="Trebuchet MS" w:hAnsi="Trebuchet MS" w:eastAsia="Trebuchet MS"/>
-                <w:sz w:val="20"/>
-              </w:rPr>
-              <w:t>A1 – SA1.1 Management de proiect, monitorizare și raportare; A3 – SA3.1 Derularea activităților de informare și publicitate</w:t>
+                <w:sz w:val="24"/>
+              </w:rPr>
+              <w:t>S.A.1.1; S.A.3.1</w:t>
             </w:r>
           </w:p>
         </w:tc>
@@ -2648,7 +2648,7 @@
                 <w:rFonts w:ascii="Trebuchet MS" w:hAnsi="Trebuchet MS" w:eastAsia="Trebuchet MS"/>
                 <w:sz w:val="24"/>
               </w:rPr>
-              <w:t>august 2026</w:t>
+              <w:t>August 2026</w:t>
             </w:r>
           </w:p>
         </w:tc>
@@ -2746,7 +2746,7 @@
                 <w:rFonts w:ascii="Trebuchet MS" w:hAnsi="Trebuchet MS" w:eastAsia="Trebuchet MS"/>
                 <w:sz w:val="24"/>
               </w:rPr>
-              <w:t>Experți management de proiect</w:t>
+              <w:t>Expert management de proiect 5–10 ani</w:t>
             </w:r>
           </w:p>
         </w:tc>
@@ -2782,7 +2782,7 @@
                 <w:rFonts w:ascii="Trebuchet MS" w:hAnsi="Trebuchet MS" w:eastAsia="Trebuchet MS"/>
                 <w:sz w:val="24"/>
               </w:rPr>
-              <w:t>Asistent manager</w:t>
+              <w:t>Asistent Manager</w:t>
             </w:r>
           </w:p>
         </w:tc>
@@ -2853,7 +2853,7 @@
                 <w:rFonts w:ascii="Trebuchet MS" w:hAnsi="Trebuchet MS" w:eastAsia="Trebuchet MS"/>
                 <w:sz w:val="24"/>
               </w:rPr>
-              <w:t>L</w:t>
+              <w:t>Lider – Asociația Grupul de Acțiune Locală Napoca Porolissum</w:t>
             </w:r>
           </w:p>
         </w:tc>
@@ -2887,9 +2887,9 @@
             <w:r>
               <w:rPr>
                 <w:rFonts w:ascii="Trebuchet MS" w:hAnsi="Trebuchet MS" w:eastAsia="Trebuchet MS"/>
-                <w:sz w:val="20"/>
-              </w:rPr>
-              <w:t>A1 – SA1.1 Management de proiect, monitorizare și raportare; A3 – SA3.1 Derularea activităților de informare și publicitate</w:t>
+                <w:sz w:val="24"/>
+              </w:rPr>
+              <w:t>S.A.1.1; S.A.3.1</w:t>
             </w:r>
           </w:p>
         </w:tc>
@@ -2925,7 +2925,7 @@
                 <w:rFonts w:ascii="Trebuchet MS" w:hAnsi="Trebuchet MS" w:eastAsia="Trebuchet MS"/>
                 <w:sz w:val="24"/>
               </w:rPr>
-              <w:t>septembrie 2026</w:t>
+              <w:t>Septembrie 2026</w:t>
             </w:r>
           </w:p>
         </w:tc>
@@ -2986,7 +2986,6 @@
               <w:rPr>
                 <w:rFonts w:ascii="Trebuchet MS" w:hAnsi="Trebuchet MS" w:eastAsia="Trebuchet MS"/>
                 <w:sz w:val="24"/>
-                <w:highlight w:val="yellow"/>
               </w:rPr>
               <w:t>7</w:t>
             </w:r>
@@ -3023,9 +3022,8 @@
               <w:rPr>
                 <w:rFonts w:ascii="Trebuchet MS" w:hAnsi="Trebuchet MS" w:eastAsia="Trebuchet MS"/>
                 <w:sz w:val="24"/>
-                <w:highlight w:val="yellow"/>
-              </w:rPr>
-              <w:t>Experți management de proiect</w:t>
+              </w:rPr>
+              <w:t>Expert management de proiect &lt;5 ani</w:t>
             </w:r>
           </w:p>
         </w:tc>
@@ -3060,7 +3058,6 @@
               <w:rPr>
                 <w:rFonts w:ascii="Trebuchet MS" w:hAnsi="Trebuchet MS" w:eastAsia="Trebuchet MS"/>
                 <w:sz w:val="24"/>
-                <w:highlight w:val="yellow"/>
               </w:rPr>
               <w:t>Responsabil financiar</w:t>
             </w:r>
@@ -3097,7 +3094,6 @@
               <w:rPr>
                 <w:rFonts w:ascii="Trebuchet MS" w:hAnsi="Trebuchet MS" w:eastAsia="Trebuchet MS"/>
                 <w:sz w:val="24"/>
-                <w:highlight w:val="yellow"/>
               </w:rPr>
               <w:t>Dumitrescu Marius-Gheorghe</w:t>
             </w:r>
@@ -3133,9 +3129,8 @@
               <w:rPr>
                 <w:rFonts w:ascii="Trebuchet MS" w:hAnsi="Trebuchet MS" w:eastAsia="Trebuchet MS"/>
                 <w:sz w:val="24"/>
-                <w:highlight w:val="yellow"/>
-              </w:rPr>
-              <w:t>L</w:t>
+              </w:rPr>
+              <w:t>Lider – Asociația Grupul de Acțiune Locală Napoca Porolissum</w:t>
             </w:r>
           </w:p>
         </w:tc>
@@ -3169,10 +3164,9 @@
             <w:r>
               <w:rPr>
                 <w:rFonts w:ascii="Trebuchet MS" w:hAnsi="Trebuchet MS" w:eastAsia="Trebuchet MS"/>
-                <w:sz w:val="20"/>
-                <w:highlight w:val="yellow"/>
-              </w:rPr>
-              <w:t>A1 – SA1.1 Management de proiect, monitorizare și raportare</w:t>
+                <w:sz w:val="24"/>
+              </w:rPr>
+              <w:t>S.A.1.1</w:t>
             </w:r>
           </w:p>
         </w:tc>
@@ -3207,9 +3201,8 @@
               <w:rPr>
                 <w:rFonts w:ascii="Trebuchet MS" w:hAnsi="Trebuchet MS" w:eastAsia="Trebuchet MS"/>
                 <w:sz w:val="24"/>
-                <w:highlight w:val="yellow"/>
-              </w:rPr>
-              <w:t>iulie 2026</w:t>
+              </w:rPr>
+              <w:t>Iulie 2026</w:t>
             </w:r>
           </w:p>
         </w:tc>
@@ -3270,7 +3263,6 @@
               <w:rPr>
                 <w:rFonts w:ascii="Trebuchet MS" w:hAnsi="Trebuchet MS" w:eastAsia="Trebuchet MS"/>
                 <w:sz w:val="24"/>
-                <w:highlight w:val="yellow"/>
               </w:rPr>
               <w:t>8</w:t>
             </w:r>
@@ -3307,9 +3299,8 @@
               <w:rPr>
                 <w:rFonts w:ascii="Trebuchet MS" w:hAnsi="Trebuchet MS" w:eastAsia="Trebuchet MS"/>
                 <w:sz w:val="24"/>
-                <w:highlight w:val="yellow"/>
-              </w:rPr>
-              <w:t>Experți management de proiect</w:t>
+              </w:rPr>
+              <w:t>Expert management de proiect &lt;5 ani</w:t>
             </w:r>
           </w:p>
         </w:tc>
@@ -3344,7 +3335,6 @@
               <w:rPr>
                 <w:rFonts w:ascii="Trebuchet MS" w:hAnsi="Trebuchet MS" w:eastAsia="Trebuchet MS"/>
                 <w:sz w:val="24"/>
-                <w:highlight w:val="yellow"/>
               </w:rPr>
               <w:t>Responsabil financiar</w:t>
             </w:r>
@@ -3381,7 +3371,6 @@
               <w:rPr>
                 <w:rFonts w:ascii="Trebuchet MS" w:hAnsi="Trebuchet MS" w:eastAsia="Trebuchet MS"/>
                 <w:sz w:val="24"/>
-                <w:highlight w:val="yellow"/>
               </w:rPr>
               <w:t>Dumitrescu Marius-Gheorghe</w:t>
             </w:r>
@@ -3417,9 +3406,8 @@
               <w:rPr>
                 <w:rFonts w:ascii="Trebuchet MS" w:hAnsi="Trebuchet MS" w:eastAsia="Trebuchet MS"/>
                 <w:sz w:val="24"/>
-                <w:highlight w:val="yellow"/>
-              </w:rPr>
-              <w:t>L</w:t>
+              </w:rPr>
+              <w:t>Lider – Asociația Grupul de Acțiune Locală Napoca Porolissum</w:t>
             </w:r>
           </w:p>
         </w:tc>
@@ -3453,10 +3441,9 @@
             <w:r>
               <w:rPr>
                 <w:rFonts w:ascii="Trebuchet MS" w:hAnsi="Trebuchet MS" w:eastAsia="Trebuchet MS"/>
-                <w:sz w:val="20"/>
-                <w:highlight w:val="yellow"/>
-              </w:rPr>
-              <w:t>A1 – SA1.1 Management de proiect, monitorizare și raportare</w:t>
+                <w:sz w:val="24"/>
+              </w:rPr>
+              <w:t>S.A.1.1</w:t>
             </w:r>
           </w:p>
         </w:tc>
@@ -3491,9 +3478,8 @@
               <w:rPr>
                 <w:rFonts w:ascii="Trebuchet MS" w:hAnsi="Trebuchet MS" w:eastAsia="Trebuchet MS"/>
                 <w:sz w:val="24"/>
-                <w:highlight w:val="yellow"/>
-              </w:rPr>
-              <w:t>august 2026</w:t>
+              </w:rPr>
+              <w:t>August 2026</w:t>
             </w:r>
           </w:p>
         </w:tc>
@@ -3591,7 +3577,7 @@
                 <w:rFonts w:ascii="Trebuchet MS" w:hAnsi="Trebuchet MS" w:eastAsia="Trebuchet MS"/>
                 <w:sz w:val="24"/>
               </w:rPr>
-              <w:t>Experți management de proiect</w:t>
+              <w:t>Expert management de proiect &lt;5 ani</w:t>
             </w:r>
           </w:p>
         </w:tc>
@@ -3698,7 +3684,7 @@
                 <w:rFonts w:ascii="Trebuchet MS" w:hAnsi="Trebuchet MS" w:eastAsia="Trebuchet MS"/>
                 <w:sz w:val="24"/>
               </w:rPr>
-              <w:t>L</w:t>
+              <w:t>Lider – Asociația Grupul de Acțiune Locală Napoca Porolissum</w:t>
             </w:r>
           </w:p>
         </w:tc>
@@ -3732,9 +3718,9 @@
             <w:r>
               <w:rPr>
                 <w:rFonts w:ascii="Trebuchet MS" w:hAnsi="Trebuchet MS" w:eastAsia="Trebuchet MS"/>
-                <w:sz w:val="20"/>
-              </w:rPr>
-              <w:t>A1 – SA1.1 Management de proiect, monitorizare și raportare</w:t>
+                <w:sz w:val="24"/>
+              </w:rPr>
+              <w:t>S.A.1.1</w:t>
             </w:r>
           </w:p>
         </w:tc>
@@ -3770,7 +3756,7 @@
                 <w:rFonts w:ascii="Trebuchet MS" w:hAnsi="Trebuchet MS" w:eastAsia="Trebuchet MS"/>
                 <w:sz w:val="24"/>
               </w:rPr>
-              <w:t>septembrie 2026 (din 04.09.2026)</w:t>
+              <w:t>Septembrie 2026</w:t>
             </w:r>
           </w:p>
         </w:tc>
@@ -3868,7 +3854,7 @@
                 <w:rFonts w:ascii="Trebuchet MS" w:hAnsi="Trebuchet MS" w:eastAsia="Trebuchet MS"/>
                 <w:sz w:val="24"/>
               </w:rPr>
-              <w:t>Experți implementare</w:t>
+              <w:t>Expert implementare proiect &lt;5 ani</w:t>
             </w:r>
           </w:p>
         </w:tc>
@@ -3975,7 +3961,7 @@
                 <w:rFonts w:ascii="Trebuchet MS" w:hAnsi="Trebuchet MS" w:eastAsia="Trebuchet MS"/>
                 <w:sz w:val="24"/>
               </w:rPr>
-              <w:t>L</w:t>
+              <w:t>Lider – Asociația Grupul de Acțiune Locală Napoca Porolissum</w:t>
             </w:r>
           </w:p>
         </w:tc>
@@ -4009,9 +3995,9 @@
             <w:r>
               <w:rPr>
                 <w:rFonts w:ascii="Trebuchet MS" w:hAnsi="Trebuchet MS" w:eastAsia="Trebuchet MS"/>
-                <w:sz w:val="20"/>
-              </w:rPr>
-              <w:t>A4 – SA4.1 Metodologia de selecție a GT, recrutarea GT, gestionarea dosarelor GT; A5 – SA5.1 Măsuri de facilitare a accesului și de prevenire a PTȘ (8.f.1)</w:t>
+                <w:sz w:val="24"/>
+              </w:rPr>
+              <w:t>S.A.4.1; S.A.5.1</w:t>
             </w:r>
           </w:p>
         </w:tc>
@@ -4047,7 +4033,7 @@
                 <w:rFonts w:ascii="Trebuchet MS" w:hAnsi="Trebuchet MS" w:eastAsia="Trebuchet MS"/>
                 <w:sz w:val="24"/>
               </w:rPr>
-              <w:t>iulie 2026</w:t>
+              <w:t>Iulie 2026</w:t>
             </w:r>
           </w:p>
         </w:tc>
@@ -4145,7 +4131,7 @@
                 <w:rFonts w:ascii="Trebuchet MS" w:hAnsi="Trebuchet MS" w:eastAsia="Trebuchet MS"/>
                 <w:sz w:val="24"/>
               </w:rPr>
-              <w:t>Experți implementare</w:t>
+              <w:t>Expert implementare proiect &lt;5 ani</w:t>
             </w:r>
           </w:p>
         </w:tc>
@@ -4252,7 +4238,7 @@
                 <w:rFonts w:ascii="Trebuchet MS" w:hAnsi="Trebuchet MS" w:eastAsia="Trebuchet MS"/>
                 <w:sz w:val="24"/>
               </w:rPr>
-              <w:t>L</w:t>
+              <w:t>Lider – Asociația Grupul de Acțiune Locală Napoca Porolissum</w:t>
             </w:r>
           </w:p>
         </w:tc>
@@ -4286,9 +4272,9 @@
             <w:r>
               <w:rPr>
                 <w:rFonts w:ascii="Trebuchet MS" w:hAnsi="Trebuchet MS" w:eastAsia="Trebuchet MS"/>
-                <w:sz w:val="20"/>
-              </w:rPr>
-              <w:t>A4 – SA4.1 Metodologia de selecție a GT, recrutarea GT, gestionarea dosarelor GT; A4 – SA4.2 Identificarea elevilor în risc de abandon școlar / PTȘ</w:t>
+                <w:sz w:val="24"/>
+              </w:rPr>
+              <w:t>S.A.4.1; S.A.4.2</w:t>
             </w:r>
           </w:p>
         </w:tc>
@@ -4324,7 +4310,7 @@
                 <w:rFonts w:ascii="Trebuchet MS" w:hAnsi="Trebuchet MS" w:eastAsia="Trebuchet MS"/>
                 <w:sz w:val="24"/>
               </w:rPr>
-              <w:t>august 2026</w:t>
+              <w:t>August 2026</w:t>
             </w:r>
           </w:p>
         </w:tc>
@@ -4422,7 +4408,7 @@
                 <w:rFonts w:ascii="Trebuchet MS" w:hAnsi="Trebuchet MS" w:eastAsia="Trebuchet MS"/>
                 <w:sz w:val="24"/>
               </w:rPr>
-              <w:t>Experți implementare</w:t>
+              <w:t>Expert implementare proiect &lt;5 ani</w:t>
             </w:r>
           </w:p>
         </w:tc>
@@ -4529,7 +4515,7 @@
                 <w:rFonts w:ascii="Trebuchet MS" w:hAnsi="Trebuchet MS" w:eastAsia="Trebuchet MS"/>
                 <w:sz w:val="24"/>
               </w:rPr>
-              <w:t>L</w:t>
+              <w:t>Lider – Asociația Grupul de Acțiune Locală Napoca Porolissum</w:t>
             </w:r>
           </w:p>
         </w:tc>
@@ -4563,9 +4549,9 @@
             <w:r>
               <w:rPr>
                 <w:rFonts w:ascii="Trebuchet MS" w:hAnsi="Trebuchet MS" w:eastAsia="Trebuchet MS"/>
-                <w:sz w:val="20"/>
-              </w:rPr>
-              <w:t>A4 – SA4.1 Metodologia de selecție a GT, recrutarea GT, gestionarea dosarelor GT; A4 – SA4.2 Identificarea elevilor în risc de abandon școlar / PTȘ</w:t>
+                <w:sz w:val="24"/>
+              </w:rPr>
+              <w:t>S.A.4.1; S.A.4.2</w:t>
             </w:r>
           </w:p>
         </w:tc>
@@ -4601,7 +4587,7 @@
                 <w:rFonts w:ascii="Trebuchet MS" w:hAnsi="Trebuchet MS" w:eastAsia="Trebuchet MS"/>
                 <w:sz w:val="24"/>
               </w:rPr>
-              <w:t>septembrie 2026</w:t>
+              <w:t>Septembrie 2026</w:t>
             </w:r>
           </w:p>
         </w:tc>
@@ -4699,7 +4685,7 @@
                 <w:rFonts w:ascii="Trebuchet MS" w:hAnsi="Trebuchet MS" w:eastAsia="Trebuchet MS"/>
                 <w:sz w:val="24"/>
               </w:rPr>
-              <w:t>Experți implementare</w:t>
+              <w:t>Expert implementare proiect &lt;5 ani</w:t>
             </w:r>
           </w:p>
         </w:tc>
@@ -4806,7 +4792,7 @@
                 <w:rFonts w:ascii="Trebuchet MS" w:hAnsi="Trebuchet MS" w:eastAsia="Trebuchet MS"/>
                 <w:sz w:val="24"/>
               </w:rPr>
-              <w:t>L</w:t>
+              <w:t>Lider – Asociația Grupul de Acțiune Locală Napoca Porolissum</w:t>
             </w:r>
           </w:p>
         </w:tc>
@@ -4840,9 +4826,9 @@
             <w:r>
               <w:rPr>
                 <w:rFonts w:ascii="Trebuchet MS" w:hAnsi="Trebuchet MS" w:eastAsia="Trebuchet MS"/>
-                <w:sz w:val="20"/>
-              </w:rPr>
-              <w:t>A4 – SA4.1 Metodologia de selecție a GT, recrutarea GT, gestionarea dosarelor GT; A4 – SA4.2 Identificarea elevilor în risc de abandon școlar / PTȘ; A5 – SA5.1 Măsuri de facilitare a accesului și de prevenire a PTȘ (8.f.1)</w:t>
+                <w:sz w:val="24"/>
+              </w:rPr>
+              <w:t>S.A.4.1; S.A.4.2; S.A.5.1</w:t>
             </w:r>
           </w:p>
         </w:tc>
@@ -4878,7 +4864,7 @@
                 <w:rFonts w:ascii="Trebuchet MS" w:hAnsi="Trebuchet MS" w:eastAsia="Trebuchet MS"/>
                 <w:sz w:val="24"/>
               </w:rPr>
-              <w:t>iulie 2026</w:t>
+              <w:t>Iulie 2026</w:t>
             </w:r>
           </w:p>
         </w:tc>
@@ -4976,7 +4962,7 @@
                 <w:rFonts w:ascii="Trebuchet MS" w:hAnsi="Trebuchet MS" w:eastAsia="Trebuchet MS"/>
                 <w:sz w:val="24"/>
               </w:rPr>
-              <w:t>Experți implementare</w:t>
+              <w:t>Expert implementare proiect &lt;5 ani</w:t>
             </w:r>
           </w:p>
         </w:tc>
@@ -5083,7 +5069,7 @@
                 <w:rFonts w:ascii="Trebuchet MS" w:hAnsi="Trebuchet MS" w:eastAsia="Trebuchet MS"/>
                 <w:sz w:val="24"/>
               </w:rPr>
-              <w:t>L</w:t>
+              <w:t>Lider – Asociația Grupul de Acțiune Locală Napoca Porolissum</w:t>
             </w:r>
           </w:p>
         </w:tc>
@@ -5117,9 +5103,9 @@
             <w:r>
               <w:rPr>
                 <w:rFonts w:ascii="Trebuchet MS" w:hAnsi="Trebuchet MS" w:eastAsia="Trebuchet MS"/>
-                <w:sz w:val="20"/>
-              </w:rPr>
-              <w:t>A4 – SA4.1 Metodologia de selecție a GT, recrutarea GT, gestionarea dosarelor GT; A4 – SA4.2 Identificarea elevilor în risc de abandon școlar / PTȘ; A5 – SA5.1 Măsuri de facilitare a accesului și de prevenire a PTȘ (8.f.1)</w:t>
+                <w:sz w:val="24"/>
+              </w:rPr>
+              <w:t>S.A.4.1; S.A.4.2; S.A.5.1</w:t>
             </w:r>
           </w:p>
         </w:tc>
@@ -5155,7 +5141,7 @@
                 <w:rFonts w:ascii="Trebuchet MS" w:hAnsi="Trebuchet MS" w:eastAsia="Trebuchet MS"/>
                 <w:sz w:val="24"/>
               </w:rPr>
-              <w:t>august 2026</w:t>
+              <w:t>August 2026</w:t>
             </w:r>
           </w:p>
         </w:tc>
@@ -5253,7 +5239,7 @@
                 <w:rFonts w:ascii="Trebuchet MS" w:hAnsi="Trebuchet MS" w:eastAsia="Trebuchet MS"/>
                 <w:sz w:val="24"/>
               </w:rPr>
-              <w:t>Experți implementare</w:t>
+              <w:t>Expert implementare proiect &lt;5 ani</w:t>
             </w:r>
           </w:p>
         </w:tc>
@@ -5360,7 +5346,7 @@
                 <w:rFonts w:ascii="Trebuchet MS" w:hAnsi="Trebuchet MS" w:eastAsia="Trebuchet MS"/>
                 <w:sz w:val="24"/>
               </w:rPr>
-              <w:t>L</w:t>
+              <w:t>Lider – Asociația Grupul de Acțiune Locală Napoca Porolissum</w:t>
             </w:r>
           </w:p>
         </w:tc>
@@ -5394,9 +5380,9 @@
             <w:r>
               <w:rPr>
                 <w:rFonts w:ascii="Trebuchet MS" w:hAnsi="Trebuchet MS" w:eastAsia="Trebuchet MS"/>
-                <w:sz w:val="20"/>
-              </w:rPr>
-              <w:t>A4 – SA4.1 Metodologia de selecție a GT, recrutarea GT, gestionarea dosarelor GT; A4 – SA4.2 Identificarea elevilor în risc de abandon școlar / PTȘ</w:t>
+                <w:sz w:val="24"/>
+              </w:rPr>
+              <w:t>S.A.4.1; S.A.4.2</w:t>
             </w:r>
           </w:p>
         </w:tc>
@@ -5432,7 +5418,7 @@
                 <w:rFonts w:ascii="Trebuchet MS" w:hAnsi="Trebuchet MS" w:eastAsia="Trebuchet MS"/>
                 <w:sz w:val="24"/>
               </w:rPr>
-              <w:t>septembrie 2026</w:t>
+              <w:t>Septembrie 2026</w:t>
             </w:r>
           </w:p>
         </w:tc>
@@ -5530,7 +5516,7 @@
                 <w:rFonts w:ascii="Trebuchet MS" w:hAnsi="Trebuchet MS" w:eastAsia="Trebuchet MS"/>
                 <w:sz w:val="24"/>
               </w:rPr>
-              <w:t>Experți implementare</w:t>
+              <w:t>Expert implementare proiect &lt;5 ani</w:t>
             </w:r>
           </w:p>
         </w:tc>
@@ -5637,7 +5623,7 @@
                 <w:rFonts w:ascii="Trebuchet MS" w:hAnsi="Trebuchet MS" w:eastAsia="Trebuchet MS"/>
                 <w:sz w:val="24"/>
               </w:rPr>
-              <w:t>L</w:t>
+              <w:t>Lider – Asociația Grupul de Acțiune Locală Napoca Porolissum</w:t>
             </w:r>
           </w:p>
         </w:tc>
@@ -5671,9 +5657,9 @@
             <w:r>
               <w:rPr>
                 <w:rFonts w:ascii="Trebuchet MS" w:hAnsi="Trebuchet MS" w:eastAsia="Trebuchet MS"/>
-                <w:sz w:val="20"/>
-              </w:rPr>
-              <w:t>A5 – SA5.3 Dezvoltarea de programe de informare și conștientizare (8.f.2)</w:t>
+                <w:sz w:val="24"/>
+              </w:rPr>
+              <w:t>S.A.5.3</w:t>
             </w:r>
           </w:p>
         </w:tc>
@@ -5709,7 +5695,7 @@
                 <w:rFonts w:ascii="Trebuchet MS" w:hAnsi="Trebuchet MS" w:eastAsia="Trebuchet MS"/>
                 <w:sz w:val="24"/>
               </w:rPr>
-              <w:t>septembrie 2026 (din 31.08.2026)</w:t>
+              <w:t>Septembrie 2026</w:t>
             </w:r>
           </w:p>
         </w:tc>
@@ -5807,7 +5793,7 @@
                 <w:rFonts w:ascii="Trebuchet MS" w:hAnsi="Trebuchet MS" w:eastAsia="Trebuchet MS"/>
                 <w:sz w:val="24"/>
               </w:rPr>
-              <w:t>Experți implementare</w:t>
+              <w:t>Expert implementare proiect &lt;5 ani</w:t>
             </w:r>
           </w:p>
         </w:tc>
@@ -5914,7 +5900,7 @@
                 <w:rFonts w:ascii="Trebuchet MS" w:hAnsi="Trebuchet MS" w:eastAsia="Trebuchet MS"/>
                 <w:sz w:val="24"/>
               </w:rPr>
-              <w:t>L</w:t>
+              <w:t>Lider – Asociația Grupul de Acțiune Locală Napoca Porolissum</w:t>
             </w:r>
           </w:p>
         </w:tc>
@@ -5948,9 +5934,9 @@
             <w:r>
               <w:rPr>
                 <w:rFonts w:ascii="Trebuchet MS" w:hAnsi="Trebuchet MS" w:eastAsia="Trebuchet MS"/>
-                <w:sz w:val="20"/>
-              </w:rPr>
-              <w:t>A5 – SA5.3 Dezvoltarea de programe de informare și conștientizare (8.f.2)</w:t>
+                <w:sz w:val="24"/>
+              </w:rPr>
+              <w:t>S.A.5.3</w:t>
             </w:r>
           </w:p>
         </w:tc>
@@ -5986,7 +5972,7 @@
                 <w:rFonts w:ascii="Trebuchet MS" w:hAnsi="Trebuchet MS" w:eastAsia="Trebuchet MS"/>
                 <w:sz w:val="24"/>
               </w:rPr>
-              <w:t>septembrie 2026 (din 04.09.2026)</w:t>
+              <w:t>Septembrie 2026</w:t>
             </w:r>
           </w:p>
         </w:tc>
@@ -6084,7 +6070,7 @@
                 <w:rFonts w:ascii="Trebuchet MS" w:hAnsi="Trebuchet MS" w:eastAsia="Trebuchet MS"/>
                 <w:sz w:val="24"/>
               </w:rPr>
-              <w:t>Experți implementare</w:t>
+              <w:t>Expert implementare proiect &lt;5 ani</w:t>
             </w:r>
           </w:p>
         </w:tc>
@@ -6191,7 +6177,7 @@
                 <w:rFonts w:ascii="Trebuchet MS" w:hAnsi="Trebuchet MS" w:eastAsia="Trebuchet MS"/>
                 <w:sz w:val="24"/>
               </w:rPr>
-              <w:t>L</w:t>
+              <w:t>Lider – Asociația Grupul de Acțiune Locală Napoca Porolissum</w:t>
             </w:r>
           </w:p>
         </w:tc>
@@ -6225,9 +6211,9 @@
             <w:r>
               <w:rPr>
                 <w:rFonts w:ascii="Trebuchet MS" w:hAnsi="Trebuchet MS" w:eastAsia="Trebuchet MS"/>
-                <w:sz w:val="20"/>
-              </w:rPr>
-              <w:t>A5 – SA5.1 Măsuri de facilitare a accesului și de prevenire a PTȘ (8.f.1)</w:t>
+                <w:sz w:val="24"/>
+              </w:rPr>
+              <w:t>S.A.5.1</w:t>
             </w:r>
           </w:p>
         </w:tc>
@@ -6263,7 +6249,7 @@
                 <w:rFonts w:ascii="Trebuchet MS" w:hAnsi="Trebuchet MS" w:eastAsia="Trebuchet MS"/>
                 <w:sz w:val="24"/>
               </w:rPr>
-              <w:t>septembrie 2026 (din 31.08.2026)</w:t>
+              <w:t>Septembrie 2026</w:t>
             </w:r>
           </w:p>
         </w:tc>
@@ -6361,7 +6347,7 @@
                 <w:rFonts w:ascii="Trebuchet MS" w:hAnsi="Trebuchet MS" w:eastAsia="Trebuchet MS"/>
                 <w:sz w:val="24"/>
               </w:rPr>
-              <w:t>Experți implementare</w:t>
+              <w:t>Expert implementare proiect &lt;5 ani</w:t>
             </w:r>
           </w:p>
         </w:tc>
@@ -6468,7 +6454,7 @@
                 <w:rFonts w:ascii="Trebuchet MS" w:hAnsi="Trebuchet MS" w:eastAsia="Trebuchet MS"/>
                 <w:sz w:val="24"/>
               </w:rPr>
-              <w:t>L</w:t>
+              <w:t>Lider – Asociația Grupul de Acțiune Locală Napoca Porolissum</w:t>
             </w:r>
           </w:p>
         </w:tc>
@@ -6502,9 +6488,9 @@
             <w:r>
               <w:rPr>
                 <w:rFonts w:ascii="Trebuchet MS" w:hAnsi="Trebuchet MS" w:eastAsia="Trebuchet MS"/>
-                <w:sz w:val="20"/>
-              </w:rPr>
-              <w:t>A5 – SA5.4 Dezvoltarea și furnizarea de programe remediale (8.f.3)</w:t>
+                <w:sz w:val="24"/>
+              </w:rPr>
+              <w:t>S.A.5.4</w:t>
             </w:r>
           </w:p>
         </w:tc>
@@ -6540,7 +6526,7 @@
                 <w:rFonts w:ascii="Trebuchet MS" w:hAnsi="Trebuchet MS" w:eastAsia="Trebuchet MS"/>
                 <w:sz w:val="24"/>
               </w:rPr>
-              <w:t>septembrie 2026 (din 31.08.2026)</w:t>
+              <w:t>Septembrie 2026</w:t>
             </w:r>
           </w:p>
         </w:tc>
@@ -6638,7 +6624,7 @@
                 <w:rFonts w:ascii="Trebuchet MS" w:hAnsi="Trebuchet MS" w:eastAsia="Trebuchet MS"/>
                 <w:sz w:val="24"/>
               </w:rPr>
-              <w:t>Experți implementare</w:t>
+              <w:t>Expert implementare proiect &lt;5 ani</w:t>
             </w:r>
           </w:p>
         </w:tc>
@@ -6745,7 +6731,7 @@
                 <w:rFonts w:ascii="Trebuchet MS" w:hAnsi="Trebuchet MS" w:eastAsia="Trebuchet MS"/>
                 <w:sz w:val="24"/>
               </w:rPr>
-              <w:t>L</w:t>
+              <w:t>Lider – Asociația Grupul de Acțiune Locală Napoca Porolissum</w:t>
             </w:r>
           </w:p>
         </w:tc>
@@ -6779,9 +6765,9 @@
             <w:r>
               <w:rPr>
                 <w:rFonts w:ascii="Trebuchet MS" w:hAnsi="Trebuchet MS" w:eastAsia="Trebuchet MS"/>
-                <w:sz w:val="20"/>
-              </w:rPr>
-              <w:t>A5 – SA5.4 Dezvoltarea și furnizarea de programe remediale (8.f.3)</w:t>
+                <w:sz w:val="24"/>
+              </w:rPr>
+              <w:t>S.A.5.4</w:t>
             </w:r>
           </w:p>
         </w:tc>
@@ -6817,7 +6803,7 @@
                 <w:rFonts w:ascii="Trebuchet MS" w:hAnsi="Trebuchet MS" w:eastAsia="Trebuchet MS"/>
                 <w:sz w:val="24"/>
               </w:rPr>
-              <w:t>septembrie 2026 (din 04.09.2026)</w:t>
+              <w:t>Septembrie 2026</w:t>
             </w:r>
           </w:p>
         </w:tc>
@@ -6915,7 +6901,7 @@
                 <w:rFonts w:ascii="Trebuchet MS" w:hAnsi="Trebuchet MS" w:eastAsia="Trebuchet MS"/>
                 <w:sz w:val="24"/>
               </w:rPr>
-              <w:t>Experți implementare</w:t>
+              <w:t>Expert implementare proiect &lt;5 ani</w:t>
             </w:r>
           </w:p>
         </w:tc>
@@ -7022,7 +7008,7 @@
                 <w:rFonts w:ascii="Trebuchet MS" w:hAnsi="Trebuchet MS" w:eastAsia="Trebuchet MS"/>
                 <w:sz w:val="24"/>
               </w:rPr>
-              <w:t>L</w:t>
+              <w:t>Lider – Asociația Grupul de Acțiune Locală Napoca Porolissum</w:t>
             </w:r>
           </w:p>
         </w:tc>
@@ -7056,9 +7042,9 @@
             <w:r>
               <w:rPr>
                 <w:rFonts w:ascii="Trebuchet MS" w:hAnsi="Trebuchet MS" w:eastAsia="Trebuchet MS"/>
-                <w:sz w:val="20"/>
-              </w:rPr>
-              <w:t>A5 – SA5.4 Dezvoltarea și furnizarea de programe remediale (8.f.3)</w:t>
+                <w:sz w:val="24"/>
+              </w:rPr>
+              <w:t>S.A.5.4</w:t>
             </w:r>
           </w:p>
         </w:tc>
@@ -7094,7 +7080,7 @@
                 <w:rFonts w:ascii="Trebuchet MS" w:hAnsi="Trebuchet MS" w:eastAsia="Trebuchet MS"/>
                 <w:sz w:val="24"/>
               </w:rPr>
-              <w:t>septembrie 2026 (din 17.09.2026)</w:t>
+              <w:t>Septembrie 2026</w:t>
             </w:r>
           </w:p>
         </w:tc>
@@ -7180,10 +7166,23 @@
             </w:pPr>
             <w:r>
               <w:rPr>
-                <w:rFonts w:ascii="Trebuchet MS" w:hAnsi="Trebuchet MS" w:eastAsia="Trebuchet MS"/>
-                <w:sz w:val="24"/>
-              </w:rPr>
-              <w:t>Data întocmirii: «__.10.2026»</w:t>
+                <w:rFonts w:ascii="Trebuchet MS" w:eastAsia="Times New Roman" w:hAnsi="Trebuchet MS"/>
+                <w:color w:val="000000"/>
+                <w:sz w:val="24"/>
+                <w:szCs w:val="24"/>
+                <w:lang w:bidi="ar-SA"/>
+              </w:rPr>
+              <w:t>Data întocmirii</w:t>
+            </w:r>
+            <w:r>
+              <w:rPr>
+                <w:rFonts w:ascii="Trebuchet MS" w:eastAsia="Times New Roman" w:hAnsi="Trebuchet MS"/>
+                <w:color w:val="000000"/>
+                <w:sz w:val="24"/>
+                <w:szCs w:val="24"/>
+                <w:lang w:bidi="ar-SA"/>
+              </w:rPr>
+              <w:t>,</w:t>
             </w:r>
           </w:p>
         </w:tc>
@@ -7214,6 +7213,14 @@
                 <w:lang w:bidi="ar-SA"/>
               </w:rPr>
             </w:pPr>
+            <w:r>
+              <w:rPr>
+                <w:rFonts w:ascii="Trebuchet MS" w:hAnsi="Trebuchet MS" w:eastAsia="Trebuchet MS"/>
+                <w:sz w:val="24"/>
+                <w:highlight w:val="yellow"/>
+              </w:rPr>
+              <w:t>«__.10.2026»</w:t>
+            </w:r>
           </w:p>
         </w:tc>
         <w:tc>
@@ -7410,10 +7417,13 @@
             </w:pPr>
             <w:r>
               <w:rPr>
-                <w:rFonts w:ascii="Trebuchet MS" w:hAnsi="Trebuchet MS" w:eastAsia="Trebuchet MS"/>
-                <w:sz w:val="24"/>
-              </w:rPr>
-              <w:t>Semnătură: Manager proiect, Baba Alina-Ioana</w:t>
+                <w:rFonts w:ascii="Trebuchet MS" w:eastAsia="Times New Roman" w:hAnsi="Trebuchet MS"/>
+                <w:color w:val="000000"/>
+                <w:sz w:val="24"/>
+                <w:szCs w:val="24"/>
+                <w:lang w:bidi="ar-SA"/>
+              </w:rPr>
+              <w:t xml:space="preserve">Semnătură </w:t>
             </w:r>
           </w:p>
         </w:tc>
@@ -7444,6 +7454,13 @@
                 <w:lang w:bidi="ar-SA"/>
               </w:rPr>
             </w:pPr>
+            <w:r>
+              <w:rPr>
+                <w:rFonts w:ascii="Trebuchet MS" w:hAnsi="Trebuchet MS" w:eastAsia="Trebuchet MS"/>
+                <w:sz w:val="24"/>
+              </w:rPr>
+              <w:t>Manager de proiect, Baba Alina-Ioana</w:t>
+            </w:r>
           </w:p>
         </w:tc>
         <w:tc>

--- a/RP1_UNIC_352704/livrabile/Anexa 13_Lista experti_RP 1_UNIC_352704.docx
+++ b/RP1_UNIC_352704/livrabile/Anexa 13_Lista experti_RP 1_UNIC_352704.docx
@@ -1468,7 +1468,7 @@
                 <w:rFonts w:ascii="Trebuchet MS" w:hAnsi="Trebuchet MS" w:eastAsia="Trebuchet MS"/>
                 <w:sz w:val="24"/>
               </w:rPr>
-              <w:t>Lider – Asociația Grupul de Acțiune Locală Napoca Porolissum</w:t>
+              <w:t>Lider- Asociația Grupul de Acțiune Locală Napoca Porolissum</w:t>
             </w:r>
           </w:p>
         </w:tc>
@@ -1745,7 +1745,7 @@
                 <w:rFonts w:ascii="Trebuchet MS" w:hAnsi="Trebuchet MS" w:eastAsia="Trebuchet MS"/>
                 <w:sz w:val="24"/>
               </w:rPr>
-              <w:t>Lider – Asociația Grupul de Acțiune Locală Napoca Porolissum</w:t>
+              <w:t>Lider- Asociația Grupul de Acțiune Locală Napoca Porolissum</w:t>
             </w:r>
           </w:p>
         </w:tc>
@@ -2022,7 +2022,7 @@
                 <w:rFonts w:ascii="Trebuchet MS" w:hAnsi="Trebuchet MS" w:eastAsia="Trebuchet MS"/>
                 <w:sz w:val="24"/>
               </w:rPr>
-              <w:t>Lider – Asociația Grupul de Acțiune Locală Napoca Porolissum</w:t>
+              <w:t>Lider- Asociația Grupul de Acțiune Locală Napoca Porolissum</w:t>
             </w:r>
           </w:p>
         </w:tc>
@@ -2299,7 +2299,7 @@
                 <w:rFonts w:ascii="Trebuchet MS" w:hAnsi="Trebuchet MS" w:eastAsia="Trebuchet MS"/>
                 <w:sz w:val="24"/>
               </w:rPr>
-              <w:t>Lider – Asociația Grupul de Acțiune Locală Napoca Porolissum</w:t>
+              <w:t>Lider- Asociația Grupul de Acțiune Locală Napoca Porolissum</w:t>
             </w:r>
           </w:p>
         </w:tc>
@@ -2335,7 +2335,7 @@
                 <w:rFonts w:ascii="Trebuchet MS" w:hAnsi="Trebuchet MS" w:eastAsia="Trebuchet MS"/>
                 <w:sz w:val="24"/>
               </w:rPr>
-              <w:t>S.A.1.1; S.A.3.1</w:t>
+              <w:t>S.A.1.1</w:t>
             </w:r>
           </w:p>
         </w:tc>
@@ -2576,7 +2576,7 @@
                 <w:rFonts w:ascii="Trebuchet MS" w:hAnsi="Trebuchet MS" w:eastAsia="Trebuchet MS"/>
                 <w:sz w:val="24"/>
               </w:rPr>
-              <w:t>Lider – Asociația Grupul de Acțiune Locală Napoca Porolissum</w:t>
+              <w:t>Lider- Asociația Grupul de Acțiune Locală Napoca Porolissum</w:t>
             </w:r>
           </w:p>
         </w:tc>
@@ -2612,7 +2612,7 @@
                 <w:rFonts w:ascii="Trebuchet MS" w:hAnsi="Trebuchet MS" w:eastAsia="Trebuchet MS"/>
                 <w:sz w:val="24"/>
               </w:rPr>
-              <w:t>S.A.1.1; S.A.3.1</w:t>
+              <w:t>S.A.1.1</w:t>
             </w:r>
           </w:p>
         </w:tc>
@@ -2853,7 +2853,7 @@
                 <w:rFonts w:ascii="Trebuchet MS" w:hAnsi="Trebuchet MS" w:eastAsia="Trebuchet MS"/>
                 <w:sz w:val="24"/>
               </w:rPr>
-              <w:t>Lider – Asociația Grupul de Acțiune Locală Napoca Porolissum</w:t>
+              <w:t>Lider- Asociația Grupul de Acțiune Locală Napoca Porolissum</w:t>
             </w:r>
           </w:p>
         </w:tc>
@@ -2889,7 +2889,7 @@
                 <w:rFonts w:ascii="Trebuchet MS" w:hAnsi="Trebuchet MS" w:eastAsia="Trebuchet MS"/>
                 <w:sz w:val="24"/>
               </w:rPr>
-              <w:t>S.A.1.1; S.A.3.1</w:t>
+              <w:t>S.A.1.1</w:t>
             </w:r>
           </w:p>
         </w:tc>
@@ -3130,7 +3130,7 @@
                 <w:rFonts w:ascii="Trebuchet MS" w:hAnsi="Trebuchet MS" w:eastAsia="Trebuchet MS"/>
                 <w:sz w:val="24"/>
               </w:rPr>
-              <w:t>Lider – Asociația Grupul de Acțiune Locală Napoca Porolissum</w:t>
+              <w:t>Lider- Asociația Grupul de Acțiune Locală Napoca Porolissum</w:t>
             </w:r>
           </w:p>
         </w:tc>
@@ -3407,7 +3407,7 @@
                 <w:rFonts w:ascii="Trebuchet MS" w:hAnsi="Trebuchet MS" w:eastAsia="Trebuchet MS"/>
                 <w:sz w:val="24"/>
               </w:rPr>
-              <w:t>Lider – Asociația Grupul de Acțiune Locală Napoca Porolissum</w:t>
+              <w:t>Lider- Asociația Grupul de Acțiune Locală Napoca Porolissum</w:t>
             </w:r>
           </w:p>
         </w:tc>
@@ -3684,7 +3684,7 @@
                 <w:rFonts w:ascii="Trebuchet MS" w:hAnsi="Trebuchet MS" w:eastAsia="Trebuchet MS"/>
                 <w:sz w:val="24"/>
               </w:rPr>
-              <w:t>Lider – Asociația Grupul de Acțiune Locală Napoca Porolissum</w:t>
+              <w:t>Lider- Asociația Grupul de Acțiune Locală Napoca Porolissum</w:t>
             </w:r>
           </w:p>
         </w:tc>
@@ -3961,7 +3961,7 @@
                 <w:rFonts w:ascii="Trebuchet MS" w:hAnsi="Trebuchet MS" w:eastAsia="Trebuchet MS"/>
                 <w:sz w:val="24"/>
               </w:rPr>
-              <w:t>Lider – Asociația Grupul de Acțiune Locală Napoca Porolissum</w:t>
+              <w:t>Lider- Asociația Grupul de Acțiune Locală Napoca Porolissum</w:t>
             </w:r>
           </w:p>
         </w:tc>
@@ -3997,7 +3997,7 @@
                 <w:rFonts w:ascii="Trebuchet MS" w:hAnsi="Trebuchet MS" w:eastAsia="Trebuchet MS"/>
                 <w:sz w:val="24"/>
               </w:rPr>
-              <w:t>S.A.4.1; S.A.5.1</w:t>
+              <w:t>S.A.4.1; S.A.4.2; S.A.5.1</w:t>
             </w:r>
           </w:p>
         </w:tc>
@@ -4238,7 +4238,7 @@
                 <w:rFonts w:ascii="Trebuchet MS" w:hAnsi="Trebuchet MS" w:eastAsia="Trebuchet MS"/>
                 <w:sz w:val="24"/>
               </w:rPr>
-              <w:t>Lider – Asociația Grupul de Acțiune Locală Napoca Porolissum</w:t>
+              <w:t>Lider- Asociația Grupul de Acțiune Locală Napoca Porolissum</w:t>
             </w:r>
           </w:p>
         </w:tc>
@@ -4274,7 +4274,7 @@
                 <w:rFonts w:ascii="Trebuchet MS" w:hAnsi="Trebuchet MS" w:eastAsia="Trebuchet MS"/>
                 <w:sz w:val="24"/>
               </w:rPr>
-              <w:t>S.A.4.1; S.A.4.2</w:t>
+              <w:t>S.A.4.2</w:t>
             </w:r>
           </w:p>
         </w:tc>
@@ -4515,7 +4515,7 @@
                 <w:rFonts w:ascii="Trebuchet MS" w:hAnsi="Trebuchet MS" w:eastAsia="Trebuchet MS"/>
                 <w:sz w:val="24"/>
               </w:rPr>
-              <w:t>Lider – Asociația Grupul de Acțiune Locală Napoca Porolissum</w:t>
+              <w:t>Lider- Asociația Grupul de Acțiune Locală Napoca Porolissum</w:t>
             </w:r>
           </w:p>
         </w:tc>
@@ -4792,7 +4792,7 @@
                 <w:rFonts w:ascii="Trebuchet MS" w:hAnsi="Trebuchet MS" w:eastAsia="Trebuchet MS"/>
                 <w:sz w:val="24"/>
               </w:rPr>
-              <w:t>Lider – Asociația Grupul de Acțiune Locală Napoca Porolissum</w:t>
+              <w:t>Lider- Asociația Grupul de Acțiune Locală Napoca Porolissum</w:t>
             </w:r>
           </w:p>
         </w:tc>
@@ -5069,7 +5069,7 @@
                 <w:rFonts w:ascii="Trebuchet MS" w:hAnsi="Trebuchet MS" w:eastAsia="Trebuchet MS"/>
                 <w:sz w:val="24"/>
               </w:rPr>
-              <w:t>Lider – Asociația Grupul de Acțiune Locală Napoca Porolissum</w:t>
+              <w:t>Lider- Asociația Grupul de Acțiune Locală Napoca Porolissum</w:t>
             </w:r>
           </w:p>
         </w:tc>
@@ -5105,7 +5105,7 @@
                 <w:rFonts w:ascii="Trebuchet MS" w:hAnsi="Trebuchet MS" w:eastAsia="Trebuchet MS"/>
                 <w:sz w:val="24"/>
               </w:rPr>
-              <w:t>S.A.4.1; S.A.4.2; S.A.5.1</w:t>
+              <w:t>S.A.4.2</w:t>
             </w:r>
           </w:p>
         </w:tc>
@@ -5346,7 +5346,7 @@
                 <w:rFonts w:ascii="Trebuchet MS" w:hAnsi="Trebuchet MS" w:eastAsia="Trebuchet MS"/>
                 <w:sz w:val="24"/>
               </w:rPr>
-              <w:t>Lider – Asociația Grupul de Acțiune Locală Napoca Porolissum</w:t>
+              <w:t>Lider- Asociația Grupul de Acțiune Locală Napoca Porolissum</w:t>
             </w:r>
           </w:p>
         </w:tc>
@@ -5623,7 +5623,7 @@
                 <w:rFonts w:ascii="Trebuchet MS" w:hAnsi="Trebuchet MS" w:eastAsia="Trebuchet MS"/>
                 <w:sz w:val="24"/>
               </w:rPr>
-              <w:t>Lider – Asociația Grupul de Acțiune Locală Napoca Porolissum</w:t>
+              <w:t>Lider- Asociația Grupul de Acțiune Locală Napoca Porolissum</w:t>
             </w:r>
           </w:p>
         </w:tc>
@@ -5900,7 +5900,7 @@
                 <w:rFonts w:ascii="Trebuchet MS" w:hAnsi="Trebuchet MS" w:eastAsia="Trebuchet MS"/>
                 <w:sz w:val="24"/>
               </w:rPr>
-              <w:t>Lider – Asociația Grupul de Acțiune Locală Napoca Porolissum</w:t>
+              <w:t>Lider- Asociația Grupul de Acțiune Locală Napoca Porolissum</w:t>
             </w:r>
           </w:p>
         </w:tc>
@@ -6177,7 +6177,7 @@
                 <w:rFonts w:ascii="Trebuchet MS" w:hAnsi="Trebuchet MS" w:eastAsia="Trebuchet MS"/>
                 <w:sz w:val="24"/>
               </w:rPr>
-              <w:t>Lider – Asociația Grupul de Acțiune Locală Napoca Porolissum</w:t>
+              <w:t>Lider- Asociația Grupul de Acțiune Locală Napoca Porolissum</w:t>
             </w:r>
           </w:p>
         </w:tc>
@@ -6454,7 +6454,7 @@
                 <w:rFonts w:ascii="Trebuchet MS" w:hAnsi="Trebuchet MS" w:eastAsia="Trebuchet MS"/>
                 <w:sz w:val="24"/>
               </w:rPr>
-              <w:t>Lider – Asociația Grupul de Acțiune Locală Napoca Porolissum</w:t>
+              <w:t>Lider- Asociația Grupul de Acțiune Locală Napoca Porolissum</w:t>
             </w:r>
           </w:p>
         </w:tc>
@@ -6490,7 +6490,7 @@
                 <w:rFonts w:ascii="Trebuchet MS" w:hAnsi="Trebuchet MS" w:eastAsia="Trebuchet MS"/>
                 <w:sz w:val="24"/>
               </w:rPr>
-              <w:t>S.A.5.4</w:t>
+              <w:t>S.A.4.2; S.A.5.1; S.A.5.4</w:t>
             </w:r>
           </w:p>
         </w:tc>
@@ -6731,7 +6731,7 @@
                 <w:rFonts w:ascii="Trebuchet MS" w:hAnsi="Trebuchet MS" w:eastAsia="Trebuchet MS"/>
                 <w:sz w:val="24"/>
               </w:rPr>
-              <w:t>Lider – Asociația Grupul de Acțiune Locală Napoca Porolissum</w:t>
+              <w:t>Lider- Asociația Grupul de Acțiune Locală Napoca Porolissum</w:t>
             </w:r>
           </w:p>
         </w:tc>
@@ -6767,7 +6767,7 @@
                 <w:rFonts w:ascii="Trebuchet MS" w:hAnsi="Trebuchet MS" w:eastAsia="Trebuchet MS"/>
                 <w:sz w:val="24"/>
               </w:rPr>
-              <w:t>S.A.5.4</w:t>
+              <w:t>S.A.4.2; S.A.5.4</w:t>
             </w:r>
           </w:p>
         </w:tc>
@@ -7008,7 +7008,7 @@
                 <w:rFonts w:ascii="Trebuchet MS" w:hAnsi="Trebuchet MS" w:eastAsia="Trebuchet MS"/>
                 <w:sz w:val="24"/>
               </w:rPr>
-              <w:t>Lider – Asociația Grupul de Acțiune Locală Napoca Porolissum</w:t>
+              <w:t>Lider- Asociația Grupul de Acțiune Locală Napoca Porolissum</w:t>
             </w:r>
           </w:p>
         </w:tc>
